--- a/ProjectDefinition.docx
+++ b/ProjectDefinition.docx
@@ -1,6 +1,6 @@
 
 <file path=word/document.xml><?xml version="1.0" encoding="utf-8"?>
-<w:document xmlns:wpc="http://schemas.microsoft.com/office/word/2010/wordprocessingCanvas" xmlns:cx="http://schemas.microsoft.com/office/drawing/2014/chartex" xmlns:cx1="http://schemas.microsoft.com/office/drawing/2015/9/8/chartex" xmlns:cx2="http://schemas.microsoft.com/office/drawing/2015/10/21/chartex" xmlns:cx3="http://schemas.microsoft.com/office/drawing/2016/5/9/chartex" xmlns:cx4="http://schemas.microsoft.com/office/drawing/2016/5/10/chartex" xmlns:cx5="http://schemas.microsoft.com/office/drawing/2016/5/11/chartex" xmlns:cx6="http://schemas.microsoft.com/office/drawing/2016/5/12/chartex" xmlns:cx7="http://schemas.microsoft.com/office/drawing/2016/5/13/chartex" xmlns:cx8="http://schemas.microsoft.com/office/drawing/2016/5/14/chartex" xmlns:mc="http://schemas.openxmlformats.org/markup-compatibility/2006" xmlns:aink="http://schemas.microsoft.com/office/drawing/2016/ink" xmlns:am3d="http://schemas.microsoft.com/office/drawing/2017/model3d" xmlns:o="urn:schemas-microsoft-com:office:office" xmlns:r="http://schemas.openxmlformats.org/officeDocument/2006/relationships" xmlns:m="http://schemas.openxmlformats.org/officeDocument/2006/math" xmlns:v="urn:schemas-microsoft-com:vml" xmlns:wp14="http://schemas.microsoft.com/office/word/2010/wordprocessingDrawing" xmlns:wp="http://schemas.openxmlformats.org/drawingml/2006/wordprocessingDrawing" xmlns:w10="urn:schemas-microsoft-com:office:word" xmlns:w="http://schemas.openxmlformats.org/wordprocessingml/2006/main" xmlns:w14="http://schemas.microsoft.com/office/word/2010/wordml" xmlns:w15="http://schemas.microsoft.com/office/word/2012/wordml" xmlns:w16cex="http://schemas.microsoft.com/office/word/2018/wordml/cex" xmlns:w16cid="http://schemas.microsoft.com/office/word/2016/wordml/cid" xmlns:w16="http://schemas.microsoft.com/office/word/2018/wordml" xmlns:w16sdtdh="http://schemas.microsoft.com/office/word/2020/wordml/sdtdatahash" xmlns:w16se="http://schemas.microsoft.com/office/word/2015/wordml/symex" xmlns:wpg="http://schemas.microsoft.com/office/word/2010/wordprocessingGroup" xmlns:wpi="http://schemas.microsoft.com/office/word/2010/wordprocessingInk" xmlns:wne="http://schemas.microsoft.com/office/word/2006/wordml" xmlns:wps="http://schemas.microsoft.com/office/word/2010/wordprocessingShape" mc:Ignorable="w14 w15 w16se w16cid w16 w16cex w16sdtdh wp14">
+<w:document xmlns:wpc="http://schemas.microsoft.com/office/word/2010/wordprocessingCanvas" xmlns:cx="http://schemas.microsoft.com/office/drawing/2014/chartex" xmlns:cx1="http://schemas.microsoft.com/office/drawing/2015/9/8/chartex" xmlns:cx2="http://schemas.microsoft.com/office/drawing/2015/10/21/chartex" xmlns:cx3="http://schemas.microsoft.com/office/drawing/2016/5/9/chartex" xmlns:cx4="http://schemas.microsoft.com/office/drawing/2016/5/10/chartex" xmlns:cx5="http://schemas.microsoft.com/office/drawing/2016/5/11/chartex" xmlns:cx6="http://schemas.microsoft.com/office/drawing/2016/5/12/chartex" xmlns:cx7="http://schemas.microsoft.com/office/drawing/2016/5/13/chartex" xmlns:cx8="http://schemas.microsoft.com/office/drawing/2016/5/14/chartex" xmlns:mc="http://schemas.openxmlformats.org/markup-compatibility/2006" xmlns:aink="http://schemas.microsoft.com/office/drawing/2016/ink" xmlns:am3d="http://schemas.microsoft.com/office/drawing/2017/model3d" xmlns:o="urn:schemas-microsoft-com:office:office" xmlns:oel="http://schemas.microsoft.com/office/2019/extlst" xmlns:r="http://schemas.openxmlformats.org/officeDocument/2006/relationships" xmlns:m="http://schemas.openxmlformats.org/officeDocument/2006/math" xmlns:v="urn:schemas-microsoft-com:vml" xmlns:wp14="http://schemas.microsoft.com/office/word/2010/wordprocessingDrawing" xmlns:wp="http://schemas.openxmlformats.org/drawingml/2006/wordprocessingDrawing" xmlns:w10="urn:schemas-microsoft-com:office:word" xmlns:w="http://schemas.openxmlformats.org/wordprocessingml/2006/main" xmlns:w14="http://schemas.microsoft.com/office/word/2010/wordml" xmlns:w15="http://schemas.microsoft.com/office/word/2012/wordml" xmlns:w16cex="http://schemas.microsoft.com/office/word/2018/wordml/cex" xmlns:w16cid="http://schemas.microsoft.com/office/word/2016/wordml/cid" xmlns:w16="http://schemas.microsoft.com/office/word/2018/wordml" xmlns:w16du="http://schemas.microsoft.com/office/word/2023/wordml/word16du" xmlns:w16sdtdh="http://schemas.microsoft.com/office/word/2020/wordml/sdtdatahash" xmlns:w16sdtfl="http://schemas.microsoft.com/office/word/2024/wordml/sdtformatlock" xmlns:w16se="http://schemas.microsoft.com/office/word/2015/wordml/symex" xmlns:wpg="http://schemas.microsoft.com/office/word/2010/wordprocessingGroup" xmlns:wpi="http://schemas.microsoft.com/office/word/2010/wordprocessingInk" xmlns:wne="http://schemas.microsoft.com/office/word/2006/wordml" xmlns:wps="http://schemas.microsoft.com/office/word/2010/wordprocessingShape" mc:Ignorable="w14 w15 w16se w16cid w16 w16cex w16sdtdh w16sdtfl w16du wp14">
   <w:body>
     <w:p>
       <w:pPr>
@@ -162,21 +162,8 @@
           <w:sz w:val="26"/>
           <w:szCs w:val="26"/>
         </w:rPr>
-        <w:t xml:space="preserve">: </w:t>
-      </w:r>
-      <w:proofErr w:type="spellStart"/>
-      <w:r>
-        <w:rPr>
-          <w:rFonts w:ascii="Arial" w:eastAsia="Arial" w:hAnsi="Arial" w:cs="Arial"/>
-          <w:b/>
-          <w:bCs/>
-          <w:color w:val="333333"/>
-          <w:sz w:val="26"/>
-          <w:szCs w:val="26"/>
-        </w:rPr>
-        <w:t>QuatreFoil</w:t>
-      </w:r>
-      <w:proofErr w:type="spellEnd"/>
+        <w:t>: QuatreFoil</w:t>
+      </w:r>
       <w:r>
         <w:rPr>
           <w:rFonts w:ascii="Arial" w:eastAsia="Arial" w:hAnsi="Arial" w:cs="Arial"/>
@@ -346,27 +333,44 @@
           <w:color w:val="333333"/>
           <w:sz w:val="26"/>
           <w:szCs w:val="26"/>
-          <w:highlight w:val="red"/>
-        </w:rPr>
-        <w:t>FILL</w:t>
-      </w:r>
-      <w:r>
-        <w:rPr>
-          <w:rFonts w:ascii="Arial" w:eastAsia="Arial" w:hAnsi="Arial" w:cs="Arial"/>
-          <w:color w:val="333333"/>
-          <w:sz w:val="26"/>
-          <w:szCs w:val="26"/>
-        </w:rPr>
-        <w:t>, and will be expandable in the future.</w:t>
-      </w:r>
-      <w:r>
-        <w:rPr>
-          <w:rFonts w:ascii="Arial" w:eastAsia="Arial" w:hAnsi="Arial" w:cs="Arial"/>
-          <w:color w:val="333333"/>
-          <w:sz w:val="26"/>
-          <w:szCs w:val="26"/>
-        </w:rPr>
-        <w:t xml:space="preserve"> It will use a variety of optimisations and use lighting methods to create a nice atmosphere.</w:t>
+        </w:rPr>
+        <w:t>OpenGL and</w:t>
+      </w:r>
+      <w:r>
+        <w:rPr>
+          <w:rFonts w:ascii="Arial" w:eastAsia="Arial" w:hAnsi="Arial" w:cs="Arial"/>
+          <w:color w:val="333333"/>
+          <w:sz w:val="26"/>
+          <w:szCs w:val="26"/>
+        </w:rPr>
+        <w:t xml:space="preserve"> will be expandable in the future.</w:t>
+      </w:r>
+      <w:r>
+        <w:rPr>
+          <w:rFonts w:ascii="Arial" w:eastAsia="Arial" w:hAnsi="Arial" w:cs="Arial"/>
+          <w:color w:val="333333"/>
+          <w:sz w:val="26"/>
+          <w:szCs w:val="26"/>
+        </w:rPr>
+        <w:t xml:space="preserve"> It will use a variety of optimisations and use lighting methods to create </w:t>
+      </w:r>
+      <w:r>
+        <w:rPr>
+          <w:rFonts w:ascii="Arial" w:eastAsia="Arial" w:hAnsi="Arial" w:cs="Arial"/>
+          <w:color w:val="333333"/>
+          <w:sz w:val="26"/>
+          <w:szCs w:val="26"/>
+        </w:rPr>
+        <w:t>a pleasant atmosphere</w:t>
+      </w:r>
+      <w:r>
+        <w:rPr>
+          <w:rFonts w:ascii="Arial" w:eastAsia="Arial" w:hAnsi="Arial" w:cs="Arial"/>
+          <w:color w:val="333333"/>
+          <w:sz w:val="26"/>
+          <w:szCs w:val="26"/>
+        </w:rPr>
+        <w:t>.</w:t>
       </w:r>
       <w:r>
         <w:rPr>
@@ -664,27 +668,25 @@
           <w:sz w:val="26"/>
           <w:szCs w:val="26"/>
         </w:rPr>
-        <w:t xml:space="preserve">Using Deferred rendering with </w:t>
-      </w:r>
-      <w:r>
-        <w:rPr>
-          <w:rFonts w:ascii="Arial" w:eastAsia="Arial" w:hAnsi="Arial" w:cs="Arial"/>
-          <w:color w:val="333333"/>
-          <w:sz w:val="26"/>
-          <w:szCs w:val="26"/>
-          <w:highlight w:val="red"/>
-        </w:rPr>
-        <w:t>CHOOSE AN</w:t>
-      </w:r>
-      <w:r>
-        <w:rPr>
-          <w:rFonts w:ascii="Arial" w:eastAsia="Arial" w:hAnsi="Arial" w:cs="Arial"/>
-          <w:color w:val="333333"/>
-          <w:sz w:val="26"/>
-          <w:szCs w:val="26"/>
-          <w:highlight w:val="red"/>
-        </w:rPr>
-        <w:t xml:space="preserve"> API</w:t>
+        <w:t xml:space="preserve">Using </w:t>
+      </w:r>
+      <w:r>
+        <w:rPr>
+          <w:rFonts w:ascii="Arial" w:eastAsia="Arial" w:hAnsi="Arial" w:cs="Arial"/>
+          <w:color w:val="333333"/>
+          <w:sz w:val="26"/>
+          <w:szCs w:val="26"/>
+        </w:rPr>
+        <w:t>OpenGL</w:t>
+      </w:r>
+      <w:r>
+        <w:rPr>
+          <w:rFonts w:ascii="Arial" w:eastAsia="Arial" w:hAnsi="Arial" w:cs="Arial"/>
+          <w:color w:val="333333"/>
+          <w:sz w:val="26"/>
+          <w:szCs w:val="26"/>
+        </w:rPr>
+        <w:t>.</w:t>
       </w:r>
     </w:p>
     <w:p>
@@ -715,16 +717,51 @@
           <w:sz w:val="26"/>
           <w:szCs w:val="26"/>
         </w:rPr>
-        <w:t xml:space="preserve">Input: </w:t>
-      </w:r>
-      <w:r>
-        <w:rPr>
-          <w:rFonts w:ascii="Arial" w:eastAsia="Arial" w:hAnsi="Arial" w:cs="Arial"/>
-          <w:color w:val="333333"/>
-          <w:sz w:val="26"/>
-          <w:szCs w:val="26"/>
-        </w:rPr>
-        <w:t>Keyboard &amp; mouse. Controller.</w:t>
+        <w:t>Implement Box2</w:t>
+      </w:r>
+      <w:r>
+        <w:rPr>
+          <w:rFonts w:ascii="Arial" w:eastAsia="Arial" w:hAnsi="Arial" w:cs="Arial"/>
+          <w:b/>
+          <w:bCs/>
+          <w:i/>
+          <w:iCs/>
+          <w:color w:val="333333"/>
+          <w:sz w:val="26"/>
+          <w:szCs w:val="26"/>
+        </w:rPr>
+        <w:t>D:</w:t>
+      </w:r>
+      <w:r>
+        <w:rPr>
+          <w:rFonts w:ascii="Arial" w:eastAsia="Arial" w:hAnsi="Arial" w:cs="Arial"/>
+          <w:color w:val="333333"/>
+          <w:sz w:val="26"/>
+          <w:szCs w:val="26"/>
+        </w:rPr>
+        <w:t xml:space="preserve"> </w:t>
+      </w:r>
+      <w:r>
+        <w:rPr>
+          <w:rFonts w:ascii="Arial" w:eastAsia="Arial" w:hAnsi="Arial" w:cs="Arial"/>
+          <w:b/>
+          <w:bCs/>
+          <w:i/>
+          <w:iCs/>
+          <w:color w:val="333333"/>
+          <w:sz w:val="26"/>
+          <w:szCs w:val="26"/>
+        </w:rPr>
+        <w:t xml:space="preserve"> </w:t>
+      </w:r>
+      <w:r>
+        <w:rPr>
+          <w:rFonts w:ascii="Arial" w:eastAsia="Arial" w:hAnsi="Arial" w:cs="Arial"/>
+          <w:color w:val="333333"/>
+          <w:sz w:val="26"/>
+          <w:szCs w:val="26"/>
+        </w:rPr>
+        <w:t>Implement physics for characters.</w:t>
       </w:r>
     </w:p>
     <w:p>
@@ -755,16 +792,16 @@
           <w:sz w:val="26"/>
           <w:szCs w:val="26"/>
         </w:rPr>
-        <w:t>Core mechanics:</w:t>
-      </w:r>
-      <w:r>
-        <w:rPr>
-          <w:rFonts w:ascii="Arial" w:eastAsia="Arial" w:hAnsi="Arial" w:cs="Arial"/>
-          <w:color w:val="333333"/>
-          <w:sz w:val="26"/>
-          <w:szCs w:val="26"/>
-        </w:rPr>
-        <w:t xml:space="preserve"> Movement, Close – range attacks, Combos via specific inputs.</w:t>
+        <w:t xml:space="preserve">Input: </w:t>
+      </w:r>
+      <w:r>
+        <w:rPr>
+          <w:rFonts w:ascii="Arial" w:eastAsia="Arial" w:hAnsi="Arial" w:cs="Arial"/>
+          <w:color w:val="333333"/>
+          <w:sz w:val="26"/>
+          <w:szCs w:val="26"/>
+        </w:rPr>
+        <w:t>Keyboard &amp; mouse. Controller.</w:t>
       </w:r>
     </w:p>
     <w:p>
@@ -784,7 +821,6 @@
           <w:szCs w:val="26"/>
         </w:rPr>
       </w:pPr>
-      <w:proofErr w:type="gramStart"/>
       <w:r>
         <w:rPr>
           <w:rFonts w:ascii="Arial" w:eastAsia="Arial" w:hAnsi="Arial" w:cs="Arial"/>
@@ -796,17 +832,16 @@
           <w:sz w:val="26"/>
           <w:szCs w:val="26"/>
         </w:rPr>
-        <w:t>Loop :</w:t>
-      </w:r>
-      <w:proofErr w:type="gramEnd"/>
-      <w:r>
-        <w:rPr>
-          <w:rFonts w:ascii="Arial" w:eastAsia="Arial" w:hAnsi="Arial" w:cs="Arial"/>
-          <w:color w:val="333333"/>
-          <w:sz w:val="26"/>
-          <w:szCs w:val="26"/>
-        </w:rPr>
-        <w:t xml:space="preserve"> Start screen, menu, end screen.</w:t>
+        <w:t>Core mechanics:</w:t>
+      </w:r>
+      <w:r>
+        <w:rPr>
+          <w:rFonts w:ascii="Arial" w:eastAsia="Arial" w:hAnsi="Arial" w:cs="Arial"/>
+          <w:color w:val="333333"/>
+          <w:sz w:val="26"/>
+          <w:szCs w:val="26"/>
+        </w:rPr>
+        <w:t xml:space="preserve"> Movement, Close – range attacks, Combos via specific inputs.</w:t>
       </w:r>
     </w:p>
     <w:p>
@@ -837,16 +872,16 @@
           <w:sz w:val="26"/>
           <w:szCs w:val="26"/>
         </w:rPr>
-        <w:t>Enemy AI:</w:t>
-      </w:r>
-      <w:r>
-        <w:rPr>
-          <w:rFonts w:ascii="Arial" w:eastAsia="Arial" w:hAnsi="Arial" w:cs="Arial"/>
-          <w:color w:val="333333"/>
-          <w:sz w:val="26"/>
-          <w:szCs w:val="26"/>
-        </w:rPr>
-        <w:t xml:space="preserve"> One AI model for all enemies. (Different sprites)</w:t>
+        <w:t>Loop:</w:t>
+      </w:r>
+      <w:r>
+        <w:rPr>
+          <w:rFonts w:ascii="Arial" w:eastAsia="Arial" w:hAnsi="Arial" w:cs="Arial"/>
+          <w:color w:val="333333"/>
+          <w:sz w:val="26"/>
+          <w:szCs w:val="26"/>
+        </w:rPr>
+        <w:t xml:space="preserve"> Start screen, menu, end screen.</w:t>
       </w:r>
     </w:p>
     <w:p>
@@ -877,31 +912,16 @@
           <w:sz w:val="26"/>
           <w:szCs w:val="26"/>
         </w:rPr>
-        <w:t xml:space="preserve">Light </w:t>
-      </w:r>
-      <w:proofErr w:type="gramStart"/>
-      <w:r>
-        <w:rPr>
-          <w:rFonts w:ascii="Arial" w:eastAsia="Arial" w:hAnsi="Arial" w:cs="Arial"/>
-          <w:b/>
-          <w:bCs/>
-          <w:i/>
-          <w:iCs/>
-          <w:color w:val="333333"/>
-          <w:sz w:val="26"/>
-          <w:szCs w:val="26"/>
-        </w:rPr>
-        <w:t>Maps :</w:t>
-      </w:r>
-      <w:proofErr w:type="gramEnd"/>
-      <w:r>
-        <w:rPr>
-          <w:rFonts w:ascii="Arial" w:eastAsia="Arial" w:hAnsi="Arial" w:cs="Arial"/>
-          <w:color w:val="333333"/>
-          <w:sz w:val="26"/>
-          <w:szCs w:val="26"/>
-        </w:rPr>
-        <w:t xml:space="preserve"> Use lightmaps to light the scene.</w:t>
+        <w:t>Enemy AI:</w:t>
+      </w:r>
+      <w:r>
+        <w:rPr>
+          <w:rFonts w:ascii="Arial" w:eastAsia="Arial" w:hAnsi="Arial" w:cs="Arial"/>
+          <w:color w:val="333333"/>
+          <w:sz w:val="26"/>
+          <w:szCs w:val="26"/>
+        </w:rPr>
+        <w:t xml:space="preserve"> One AI model for all enemies. (Different sprites)</w:t>
       </w:r>
     </w:p>
     <w:p>
@@ -921,7 +941,6 @@
           <w:szCs w:val="26"/>
         </w:rPr>
       </w:pPr>
-      <w:proofErr w:type="gramStart"/>
       <w:r>
         <w:rPr>
           <w:rFonts w:ascii="Arial" w:eastAsia="Arial" w:hAnsi="Arial" w:cs="Arial"/>
@@ -933,17 +952,29 @@
           <w:sz w:val="26"/>
           <w:szCs w:val="26"/>
         </w:rPr>
-        <w:t>Shaders :</w:t>
-      </w:r>
-      <w:proofErr w:type="gramEnd"/>
-      <w:r>
-        <w:rPr>
-          <w:rFonts w:ascii="Arial" w:eastAsia="Arial" w:hAnsi="Arial" w:cs="Arial"/>
-          <w:color w:val="333333"/>
-          <w:sz w:val="26"/>
-          <w:szCs w:val="26"/>
-        </w:rPr>
-        <w:t xml:space="preserve"> Create glow effects and compute shaders to create effects.</w:t>
+        <w:t xml:space="preserve">Light </w:t>
+      </w:r>
+      <w:r>
+        <w:rPr>
+          <w:rFonts w:ascii="Arial" w:eastAsia="Arial" w:hAnsi="Arial" w:cs="Arial"/>
+          <w:b/>
+          <w:bCs/>
+          <w:i/>
+          <w:iCs/>
+          <w:color w:val="333333"/>
+          <w:sz w:val="26"/>
+          <w:szCs w:val="26"/>
+        </w:rPr>
+        <w:t>Maps:</w:t>
+      </w:r>
+      <w:r>
+        <w:rPr>
+          <w:rFonts w:ascii="Arial" w:eastAsia="Arial" w:hAnsi="Arial" w:cs="Arial"/>
+          <w:color w:val="333333"/>
+          <w:sz w:val="26"/>
+          <w:szCs w:val="26"/>
+        </w:rPr>
+        <w:t xml:space="preserve"> Use lightmaps to light the scene.</w:t>
       </w:r>
     </w:p>
     <w:p>
@@ -963,7 +994,6 @@
           <w:szCs w:val="26"/>
         </w:rPr>
       </w:pPr>
-      <w:proofErr w:type="gramStart"/>
       <w:r>
         <w:rPr>
           <w:rFonts w:ascii="Arial" w:eastAsia="Arial" w:hAnsi="Arial" w:cs="Arial"/>
@@ -975,17 +1005,17 @@
           <w:sz w:val="26"/>
           <w:szCs w:val="26"/>
         </w:rPr>
-        <w:t>Audio :</w:t>
-      </w:r>
-      <w:proofErr w:type="gramEnd"/>
-      <w:r>
-        <w:rPr>
-          <w:rFonts w:ascii="Arial" w:eastAsia="Arial" w:hAnsi="Arial" w:cs="Arial"/>
-          <w:color w:val="333333"/>
-          <w:sz w:val="26"/>
-          <w:szCs w:val="26"/>
-        </w:rPr>
-        <w:t xml:space="preserve"> Sound effects, background music.</w:t>
+        <w:lastRenderedPageBreak/>
+        <w:t>Shaders:</w:t>
+      </w:r>
+      <w:r>
+        <w:rPr>
+          <w:rFonts w:ascii="Arial" w:eastAsia="Arial" w:hAnsi="Arial" w:cs="Arial"/>
+          <w:color w:val="333333"/>
+          <w:sz w:val="26"/>
+          <w:szCs w:val="26"/>
+        </w:rPr>
+        <w:t xml:space="preserve"> Create glow effects and compute shaders to create effects.</w:t>
       </w:r>
     </w:p>
     <w:p>
@@ -1005,7 +1035,6 @@
           <w:szCs w:val="26"/>
         </w:rPr>
       </w:pPr>
-      <w:proofErr w:type="gramStart"/>
       <w:r>
         <w:rPr>
           <w:rFonts w:ascii="Arial" w:eastAsia="Arial" w:hAnsi="Arial" w:cs="Arial"/>
@@ -1017,18 +1046,16 @@
           <w:sz w:val="26"/>
           <w:szCs w:val="26"/>
         </w:rPr>
-        <w:lastRenderedPageBreak/>
-        <w:t>UI :</w:t>
-      </w:r>
-      <w:proofErr w:type="gramEnd"/>
-      <w:r>
-        <w:rPr>
-          <w:rFonts w:ascii="Arial" w:eastAsia="Arial" w:hAnsi="Arial" w:cs="Arial"/>
-          <w:color w:val="333333"/>
-          <w:sz w:val="26"/>
-          <w:szCs w:val="26"/>
-        </w:rPr>
-        <w:t xml:space="preserve"> Simple health UI as well as record of combo inputs.</w:t>
+        <w:t>Audio:</w:t>
+      </w:r>
+      <w:r>
+        <w:rPr>
+          <w:rFonts w:ascii="Arial" w:eastAsia="Arial" w:hAnsi="Arial" w:cs="Arial"/>
+          <w:color w:val="333333"/>
+          <w:sz w:val="26"/>
+          <w:szCs w:val="26"/>
+        </w:rPr>
+        <w:t xml:space="preserve"> Sound effects, background music.</w:t>
       </w:r>
     </w:p>
     <w:p>
@@ -1059,68 +1086,16 @@
           <w:sz w:val="26"/>
           <w:szCs w:val="26"/>
         </w:rPr>
-        <w:t>Playtesting:</w:t>
-      </w:r>
-      <w:r>
-        <w:rPr>
-          <w:rFonts w:ascii="Arial" w:eastAsia="Arial" w:hAnsi="Arial" w:cs="Arial"/>
-          <w:color w:val="333333"/>
-          <w:sz w:val="26"/>
-          <w:szCs w:val="26"/>
-        </w:rPr>
-        <w:t xml:space="preserve"> Constant debugging and iterations.</w:t>
-      </w:r>
-    </w:p>
-    <w:p>
-      <w:pPr>
-        <w:shd w:val="clear" w:color="auto" w:fill="FFFFFF" w:themeFill="background1"/>
-        <w:spacing w:line="360" w:lineRule="auto"/>
-        <w:ind w:left="360"/>
-        <w:jc w:val="both"/>
-        <w:rPr>
-          <w:rFonts w:ascii="Arial" w:eastAsia="Arial" w:hAnsi="Arial" w:cs="Arial"/>
-          <w:b/>
-          <w:bCs/>
-          <w:color w:val="333333"/>
-          <w:sz w:val="26"/>
-          <w:szCs w:val="26"/>
-        </w:rPr>
-      </w:pPr>
-    </w:p>
-    <w:p>
-      <w:pPr>
-        <w:shd w:val="clear" w:color="auto" w:fill="FFFFFF" w:themeFill="background1"/>
-        <w:spacing w:line="360" w:lineRule="auto"/>
-        <w:ind w:left="360"/>
-        <w:jc w:val="both"/>
-        <w:rPr>
-          <w:rFonts w:ascii="Arial" w:eastAsia="Arial" w:hAnsi="Arial" w:cs="Arial"/>
-          <w:color w:val="333333"/>
-          <w:sz w:val="26"/>
-          <w:szCs w:val="26"/>
-        </w:rPr>
-      </w:pPr>
-      <w:r>
-        <w:rPr>
-          <w:rFonts w:ascii="Arial" w:eastAsia="Arial" w:hAnsi="Arial" w:cs="Arial"/>
-          <w:b/>
-          <w:bCs/>
-          <w:color w:val="333333"/>
-          <w:sz w:val="26"/>
-          <w:szCs w:val="26"/>
-        </w:rPr>
-        <w:t>8</w:t>
-      </w:r>
-      <w:r>
-        <w:rPr>
-          <w:rFonts w:ascii="Arial" w:eastAsia="Arial" w:hAnsi="Arial" w:cs="Arial"/>
-          <w:b/>
-          <w:bCs/>
-          <w:color w:val="333333"/>
-          <w:sz w:val="26"/>
-          <w:szCs w:val="26"/>
-        </w:rPr>
-        <w:t>.Deliverables (max. 100 words):</w:t>
+        <w:t>UI:</w:t>
+      </w:r>
+      <w:r>
+        <w:rPr>
+          <w:rFonts w:ascii="Arial" w:eastAsia="Arial" w:hAnsi="Arial" w:cs="Arial"/>
+          <w:color w:val="333333"/>
+          <w:sz w:val="26"/>
+          <w:szCs w:val="26"/>
+        </w:rPr>
+        <w:t xml:space="preserve"> Simple health UI as well as record of combo inputs.</w:t>
       </w:r>
     </w:p>
     <w:p>
@@ -1151,36 +1126,68 @@
           <w:sz w:val="26"/>
           <w:szCs w:val="26"/>
         </w:rPr>
-        <w:t xml:space="preserve">Vertical game slice: </w:t>
-      </w:r>
-      <w:r>
-        <w:rPr>
-          <w:rFonts w:ascii="Arial" w:eastAsia="Arial" w:hAnsi="Arial" w:cs="Arial"/>
-          <w:color w:val="333333"/>
-          <w:sz w:val="26"/>
-          <w:szCs w:val="26"/>
-        </w:rPr>
-        <w:t xml:space="preserve">Simple level with a player who can attack with a sword. A polished level with jumps, and lighting. Enemies who attack the player. </w:t>
-      </w:r>
-      <w:proofErr w:type="gramStart"/>
-      <w:r>
-        <w:rPr>
-          <w:rFonts w:ascii="Arial" w:eastAsia="Arial" w:hAnsi="Arial" w:cs="Arial"/>
-          <w:color w:val="333333"/>
-          <w:sz w:val="26"/>
-          <w:szCs w:val="26"/>
-        </w:rPr>
-        <w:t>Menu’s</w:t>
-      </w:r>
-      <w:proofErr w:type="gramEnd"/>
-      <w:r>
-        <w:rPr>
-          <w:rFonts w:ascii="Arial" w:eastAsia="Arial" w:hAnsi="Arial" w:cs="Arial"/>
-          <w:color w:val="333333"/>
-          <w:sz w:val="26"/>
-          <w:szCs w:val="26"/>
-        </w:rPr>
-        <w:t xml:space="preserve"> and core systems.</w:t>
+        <w:t>Playtesting:</w:t>
+      </w:r>
+      <w:r>
+        <w:rPr>
+          <w:rFonts w:ascii="Arial" w:eastAsia="Arial" w:hAnsi="Arial" w:cs="Arial"/>
+          <w:color w:val="333333"/>
+          <w:sz w:val="26"/>
+          <w:szCs w:val="26"/>
+        </w:rPr>
+        <w:t xml:space="preserve"> Constant debugging and iterations.</w:t>
+      </w:r>
+    </w:p>
+    <w:p>
+      <w:pPr>
+        <w:shd w:val="clear" w:color="auto" w:fill="FFFFFF" w:themeFill="background1"/>
+        <w:spacing w:line="360" w:lineRule="auto"/>
+        <w:ind w:left="360"/>
+        <w:jc w:val="both"/>
+        <w:rPr>
+          <w:rFonts w:ascii="Arial" w:eastAsia="Arial" w:hAnsi="Arial" w:cs="Arial"/>
+          <w:b/>
+          <w:bCs/>
+          <w:color w:val="333333"/>
+          <w:sz w:val="26"/>
+          <w:szCs w:val="26"/>
+        </w:rPr>
+      </w:pPr>
+    </w:p>
+    <w:p>
+      <w:pPr>
+        <w:shd w:val="clear" w:color="auto" w:fill="FFFFFF" w:themeFill="background1"/>
+        <w:spacing w:line="360" w:lineRule="auto"/>
+        <w:ind w:left="360"/>
+        <w:jc w:val="both"/>
+        <w:rPr>
+          <w:rFonts w:ascii="Arial" w:eastAsia="Arial" w:hAnsi="Arial" w:cs="Arial"/>
+          <w:color w:val="333333"/>
+          <w:sz w:val="26"/>
+          <w:szCs w:val="26"/>
+        </w:rPr>
+      </w:pPr>
+      <w:r>
+        <w:rPr>
+          <w:rFonts w:ascii="Arial" w:eastAsia="Arial" w:hAnsi="Arial" w:cs="Arial"/>
+          <w:b/>
+          <w:bCs/>
+          <w:color w:val="333333"/>
+          <w:sz w:val="26"/>
+          <w:szCs w:val="26"/>
+        </w:rPr>
+        <w:t>8</w:t>
+      </w:r>
+      <w:r>
+        <w:rPr>
+          <w:rFonts w:ascii="Arial" w:eastAsia="Arial" w:hAnsi="Arial" w:cs="Arial"/>
+          <w:b/>
+          <w:bCs/>
+          <w:color w:val="333333"/>
+          <w:sz w:val="26"/>
+          <w:szCs w:val="26"/>
+        </w:rPr>
+        <w:t>.Deliverables (max. 100 words):</w:t>
       </w:r>
     </w:p>
     <w:p>
@@ -1211,6 +1218,64 @@
           <w:sz w:val="26"/>
           <w:szCs w:val="26"/>
         </w:rPr>
+        <w:t xml:space="preserve">Vertical game slice: </w:t>
+      </w:r>
+      <w:r>
+        <w:rPr>
+          <w:rFonts w:ascii="Arial" w:eastAsia="Arial" w:hAnsi="Arial" w:cs="Arial"/>
+          <w:color w:val="333333"/>
+          <w:sz w:val="26"/>
+          <w:szCs w:val="26"/>
+        </w:rPr>
+        <w:t xml:space="preserve">Simple level with a player who can attack with a sword. A polished level with jumps, and lighting. Enemies who attack the player. </w:t>
+      </w:r>
+      <w:r>
+        <w:rPr>
+          <w:rFonts w:ascii="Arial" w:eastAsia="Arial" w:hAnsi="Arial" w:cs="Arial"/>
+          <w:color w:val="333333"/>
+          <w:sz w:val="26"/>
+          <w:szCs w:val="26"/>
+        </w:rPr>
+        <w:t>Menus</w:t>
+      </w:r>
+      <w:r>
+        <w:rPr>
+          <w:rFonts w:ascii="Arial" w:eastAsia="Arial" w:hAnsi="Arial" w:cs="Arial"/>
+          <w:color w:val="333333"/>
+          <w:sz w:val="26"/>
+          <w:szCs w:val="26"/>
+        </w:rPr>
+        <w:t xml:space="preserve"> and core systems.</w:t>
+      </w:r>
+    </w:p>
+    <w:p>
+      <w:pPr>
+        <w:pStyle w:val="ListParagraph"/>
+        <w:numPr>
+          <w:ilvl w:val="0"/>
+          <w:numId w:val="4"/>
+        </w:numPr>
+        <w:shd w:val="clear" w:color="auto" w:fill="FFFFFF" w:themeFill="background1"/>
+        <w:spacing w:line="360" w:lineRule="auto"/>
+        <w:jc w:val="both"/>
+        <w:rPr>
+          <w:rFonts w:ascii="Arial" w:eastAsia="Arial" w:hAnsi="Arial" w:cs="Arial"/>
+          <w:color w:val="333333"/>
+          <w:sz w:val="26"/>
+          <w:szCs w:val="26"/>
+        </w:rPr>
+      </w:pPr>
+      <w:r>
+        <w:rPr>
+          <w:rFonts w:ascii="Arial" w:eastAsia="Arial" w:hAnsi="Arial" w:cs="Arial"/>
+          <w:b/>
+          <w:bCs/>
+          <w:i/>
+          <w:iCs/>
+          <w:color w:val="333333"/>
+          <w:sz w:val="26"/>
+          <w:szCs w:val="26"/>
+        </w:rPr>
         <w:t>Game Engine Documentation:</w:t>
       </w:r>
       <w:r>
@@ -1237,6 +1302,63 @@
           <w:szCs w:val="26"/>
         </w:rPr>
       </w:pPr>
+    </w:p>
+    <w:p>
+      <w:pPr>
+        <w:shd w:val="clear" w:color="auto" w:fill="FFFFFF" w:themeFill="background1"/>
+        <w:spacing w:line="360" w:lineRule="auto"/>
+        <w:jc w:val="both"/>
+        <w:rPr>
+          <w:rFonts w:ascii="Arial" w:eastAsia="Arial" w:hAnsi="Arial" w:cs="Arial"/>
+          <w:b/>
+          <w:bCs/>
+          <w:color w:val="000000" w:themeColor="text1"/>
+          <w:sz w:val="23"/>
+          <w:szCs w:val="23"/>
+        </w:rPr>
+      </w:pPr>
+      <w:r>
+        <w:rPr>
+          <w:rFonts w:ascii="Arial" w:eastAsia="Arial" w:hAnsi="Arial" w:cs="Arial"/>
+          <w:b/>
+          <w:bCs/>
+          <w:color w:val="333333"/>
+          <w:sz w:val="26"/>
+          <w:szCs w:val="26"/>
+        </w:rPr>
+        <w:t>9</w:t>
+      </w:r>
+      <w:r>
+        <w:rPr>
+          <w:rFonts w:ascii="Arial" w:eastAsia="Arial" w:hAnsi="Arial" w:cs="Arial"/>
+          <w:b/>
+          <w:bCs/>
+          <w:color w:val="333333"/>
+          <w:sz w:val="26"/>
+          <w:szCs w:val="26"/>
+        </w:rPr>
+        <w:t xml:space="preserve">.Schedule of </w:t>
+      </w:r>
+      <w:r>
+        <w:rPr>
+          <w:rFonts w:ascii="Arial" w:eastAsia="Arial" w:hAnsi="Arial" w:cs="Arial"/>
+          <w:b/>
+          <w:bCs/>
+          <w:color w:val="333333"/>
+          <w:sz w:val="26"/>
+          <w:szCs w:val="26"/>
+        </w:rPr>
+        <w:t>Activities:</w:t>
+      </w:r>
+      <w:r>
+        <w:rPr>
+          <w:rFonts w:ascii="Arial" w:eastAsia="Arial" w:hAnsi="Arial" w:cs="Arial"/>
+          <w:color w:val="333333"/>
+          <w:sz w:val="26"/>
+          <w:szCs w:val="26"/>
+        </w:rPr>
+        <w:t xml:space="preserve"> </w:t>
+      </w:r>
     </w:p>
     <w:p>
       <w:pPr>
@@ -1257,56 +1379,74 @@
           <w:rFonts w:ascii="Arial" w:eastAsia="Arial" w:hAnsi="Arial" w:cs="Arial"/>
           <w:b/>
           <w:bCs/>
-          <w:color w:val="333333"/>
-          <w:sz w:val="26"/>
-          <w:szCs w:val="26"/>
-        </w:rPr>
-        <w:t>9</w:t>
-      </w:r>
-      <w:r>
-        <w:rPr>
-          <w:rFonts w:ascii="Arial" w:eastAsia="Arial" w:hAnsi="Arial" w:cs="Arial"/>
-          <w:b/>
-          <w:bCs/>
-          <w:color w:val="333333"/>
-          <w:sz w:val="26"/>
-          <w:szCs w:val="26"/>
-        </w:rPr>
-        <w:t xml:space="preserve">.Schedule of </w:t>
-      </w:r>
-      <w:proofErr w:type="gramStart"/>
-      <w:r>
-        <w:rPr>
-          <w:rFonts w:ascii="Arial" w:eastAsia="Arial" w:hAnsi="Arial" w:cs="Arial"/>
-          <w:b/>
-          <w:bCs/>
-          <w:color w:val="333333"/>
-          <w:sz w:val="26"/>
-          <w:szCs w:val="26"/>
-        </w:rPr>
-        <w:t>Activities :</w:t>
-      </w:r>
-      <w:proofErr w:type="gramEnd"/>
-      <w:r>
-        <w:rPr>
-          <w:rFonts w:ascii="Arial" w:eastAsia="Arial" w:hAnsi="Arial" w:cs="Arial"/>
-          <w:color w:val="333333"/>
-          <w:sz w:val="26"/>
-          <w:szCs w:val="26"/>
-        </w:rPr>
-        <w:t xml:space="preserve"> </w:t>
-      </w:r>
-      <w:r>
-        <w:rPr>
-          <w:rFonts w:ascii="Arial" w:eastAsia="Arial" w:hAnsi="Arial" w:cs="Arial"/>
-          <w:b/>
-          <w:bCs/>
-          <w:color w:val="000000" w:themeColor="text1"/>
+          <w:noProof/>
+          <w:color w:val="808080" w:themeColor="background1" w:themeShade="80"/>
           <w:sz w:val="23"/>
           <w:szCs w:val="23"/>
-          <w:highlight w:val="red"/>
-        </w:rPr>
-        <w:t>LINK JIRA</w:t>
+        </w:rPr>
+        <w:drawing>
+          <wp:inline distT="0" distB="0" distL="0" distR="0" wp14:anchorId="77E02C51" wp14:editId="027902F9">
+            <wp:extent cx="5727700" cy="1224280"/>
+            <wp:effectExtent l="0" t="0" r="6350" b="0"/>
+            <wp:docPr id="1999444686" name="Picture 1" descr="A screenshot of a computer&#10;&#10;AI-generated content may be incorrect."/>
+            <wp:cNvGraphicFramePr>
+              <a:graphicFrameLocks xmlns:a="http://schemas.openxmlformats.org/drawingml/2006/main" noChangeAspect="1"/>
+            </wp:cNvGraphicFramePr>
+            <a:graphic xmlns:a="http://schemas.openxmlformats.org/drawingml/2006/main">
+              <a:graphicData uri="http://schemas.openxmlformats.org/drawingml/2006/picture">
+                <pic:pic xmlns:pic="http://schemas.openxmlformats.org/drawingml/2006/picture">
+                  <pic:nvPicPr>
+                    <pic:cNvPr id="1999444686" name="Picture 1" descr="A screenshot of a computer&#10;&#10;AI-generated content may be incorrect."/>
+                    <pic:cNvPicPr/>
+                  </pic:nvPicPr>
+                  <pic:blipFill>
+                    <a:blip r:embed="rId5" cstate="print">
+                      <a:extLst>
+                        <a:ext uri="{28A0092B-C50C-407E-A947-70E740481C1C}">
+                          <a14:useLocalDpi xmlns:a14="http://schemas.microsoft.com/office/drawing/2010/main" val="0"/>
+                        </a:ext>
+                      </a:extLst>
+                    </a:blip>
+                    <a:stretch>
+                      <a:fillRect/>
+                    </a:stretch>
+                  </pic:blipFill>
+                  <pic:spPr>
+                    <a:xfrm>
+                      <a:off x="0" y="0"/>
+                      <a:ext cx="5727700" cy="1224280"/>
+                    </a:xfrm>
+                    <a:prstGeom prst="rect">
+                      <a:avLst/>
+                    </a:prstGeom>
+                  </pic:spPr>
+                </pic:pic>
+              </a:graphicData>
+            </a:graphic>
+          </wp:inline>
+        </w:drawing>
+      </w:r>
+    </w:p>
+    <w:p>
+      <w:pPr>
+        <w:shd w:val="clear" w:color="auto" w:fill="FFFFFF" w:themeFill="background1"/>
+        <w:spacing w:line="360" w:lineRule="auto"/>
+        <w:jc w:val="both"/>
+        <w:rPr>
+          <w:rFonts w:ascii="Arial" w:eastAsia="Arial" w:hAnsi="Arial" w:cs="Arial"/>
+          <w:color w:val="808080" w:themeColor="background1" w:themeShade="80"/>
+          <w:sz w:val="23"/>
+          <w:szCs w:val="23"/>
+        </w:rPr>
+      </w:pPr>
+      <w:r>
+        <w:rPr>
+          <w:rFonts w:ascii="Arial" w:eastAsia="Arial" w:hAnsi="Arial" w:cs="Arial"/>
+          <w:color w:val="808080" w:themeColor="background1" w:themeShade="80"/>
+          <w:sz w:val="23"/>
+          <w:szCs w:val="23"/>
+        </w:rPr>
+        <w:t>(Will need to link anyone who wishes to view the timeline in browser format.)</w:t>
       </w:r>
     </w:p>
     <w:p>
@@ -1332,19 +1472,17 @@
         </w:rPr>
         <w:t>10.</w:t>
       </w:r>
-      <w:proofErr w:type="gramStart"/>
-      <w:r>
-        <w:rPr>
-          <w:rFonts w:ascii="Arial" w:eastAsia="Arial" w:hAnsi="Arial" w:cs="Arial"/>
-          <w:b/>
-          <w:bCs/>
-          <w:color w:val="333333"/>
-          <w:sz w:val="26"/>
-          <w:szCs w:val="26"/>
-        </w:rPr>
-        <w:t>Requirements :</w:t>
-      </w:r>
-      <w:proofErr w:type="gramEnd"/>
+      <w:r>
+        <w:rPr>
+          <w:rFonts w:ascii="Arial" w:eastAsia="Arial" w:hAnsi="Arial" w:cs="Arial"/>
+          <w:b/>
+          <w:bCs/>
+          <w:color w:val="333333"/>
+          <w:sz w:val="26"/>
+          <w:szCs w:val="26"/>
+        </w:rPr>
+        <w:t>Requirements:</w:t>
+      </w:r>
       <w:r>
         <w:rPr>
           <w:rFonts w:ascii="Arial" w:eastAsia="Arial" w:hAnsi="Arial" w:cs="Arial"/>
@@ -1403,7 +1541,6 @@
           <w:szCs w:val="26"/>
         </w:rPr>
       </w:pPr>
-      <w:proofErr w:type="spellStart"/>
       <w:r>
         <w:rPr>
           <w:rFonts w:ascii="Arial" w:eastAsia="Arial" w:hAnsi="Arial" w:cs="Arial"/>
@@ -1415,9 +1552,8 @@
           <w:sz w:val="26"/>
           <w:szCs w:val="26"/>
         </w:rPr>
-        <w:t>ImGUI</w:t>
-      </w:r>
-      <w:proofErr w:type="spellEnd"/>
+        <w:t>OpenGL</w:t>
+      </w:r>
     </w:p>
     <w:p>
       <w:pPr>
@@ -1436,7 +1572,6 @@
           <w:szCs w:val="26"/>
         </w:rPr>
       </w:pPr>
-      <w:proofErr w:type="spellStart"/>
       <w:r>
         <w:rPr>
           <w:rFonts w:ascii="Arial" w:eastAsia="Arial" w:hAnsi="Arial" w:cs="Arial"/>
@@ -1448,9 +1583,8 @@
           <w:sz w:val="26"/>
           <w:szCs w:val="26"/>
         </w:rPr>
-        <w:t>Aseprite</w:t>
-      </w:r>
-      <w:proofErr w:type="spellEnd"/>
+        <w:t>Box2D (for physics)</w:t>
+      </w:r>
     </w:p>
     <w:p>
       <w:pPr>
@@ -1480,7 +1614,7 @@
           <w:sz w:val="26"/>
           <w:szCs w:val="26"/>
         </w:rPr>
-        <w:t>Sprites from online</w:t>
+        <w:t>ImGUI</w:t>
       </w:r>
     </w:p>
     <w:p>
@@ -1500,7 +1634,6 @@
           <w:szCs w:val="26"/>
         </w:rPr>
       </w:pPr>
-      <w:proofErr w:type="spellStart"/>
       <w:r>
         <w:rPr>
           <w:rFonts w:ascii="Arial" w:eastAsia="Arial" w:hAnsi="Arial" w:cs="Arial"/>
@@ -1512,9 +1645,70 @@
           <w:sz w:val="26"/>
           <w:szCs w:val="26"/>
         </w:rPr>
+        <w:t>Aseprite</w:t>
+      </w:r>
+    </w:p>
+    <w:p>
+      <w:pPr>
+        <w:pStyle w:val="ListParagraph"/>
+        <w:numPr>
+          <w:ilvl w:val="0"/>
+          <w:numId w:val="5"/>
+        </w:numPr>
+        <w:shd w:val="clear" w:color="auto" w:fill="FFFFFF" w:themeFill="background1"/>
+        <w:spacing w:line="360" w:lineRule="auto"/>
+        <w:jc w:val="both"/>
+        <w:rPr>
+          <w:rFonts w:ascii="Arial" w:eastAsia="Arial" w:hAnsi="Arial" w:cs="Arial"/>
+          <w:color w:val="333333"/>
+          <w:sz w:val="26"/>
+          <w:szCs w:val="26"/>
+        </w:rPr>
+      </w:pPr>
+      <w:r>
+        <w:rPr>
+          <w:rFonts w:ascii="Arial" w:eastAsia="Arial" w:hAnsi="Arial" w:cs="Arial"/>
+          <w:b/>
+          <w:bCs/>
+          <w:i/>
+          <w:iCs/>
+          <w:color w:val="333333"/>
+          <w:sz w:val="26"/>
+          <w:szCs w:val="26"/>
+        </w:rPr>
+        <w:t>Sprites from online</w:t>
+      </w:r>
+    </w:p>
+    <w:p>
+      <w:pPr>
+        <w:pStyle w:val="ListParagraph"/>
+        <w:numPr>
+          <w:ilvl w:val="0"/>
+          <w:numId w:val="5"/>
+        </w:numPr>
+        <w:shd w:val="clear" w:color="auto" w:fill="FFFFFF" w:themeFill="background1"/>
+        <w:spacing w:line="360" w:lineRule="auto"/>
+        <w:jc w:val="both"/>
+        <w:rPr>
+          <w:rFonts w:ascii="Arial" w:eastAsia="Arial" w:hAnsi="Arial" w:cs="Arial"/>
+          <w:color w:val="333333"/>
+          <w:sz w:val="26"/>
+          <w:szCs w:val="26"/>
+        </w:rPr>
+      </w:pPr>
+      <w:r>
+        <w:rPr>
+          <w:rFonts w:ascii="Arial" w:eastAsia="Arial" w:hAnsi="Arial" w:cs="Arial"/>
+          <w:b/>
+          <w:bCs/>
+          <w:i/>
+          <w:iCs/>
+          <w:color w:val="333333"/>
+          <w:sz w:val="26"/>
+          <w:szCs w:val="26"/>
+        </w:rPr>
         <w:t>CMake</w:t>
       </w:r>
-      <w:proofErr w:type="spellEnd"/>
     </w:p>
     <w:p>
       <w:pPr>
@@ -1649,6 +1843,7 @@
           <w:sz w:val="26"/>
           <w:szCs w:val="26"/>
         </w:rPr>
+        <w:lastRenderedPageBreak/>
         <w:t>1</w:t>
       </w:r>
       <w:r>
@@ -1685,18 +1880,15 @@
 </file>
 
 <file path=word/intelligence2.xml><?xml version="1.0" encoding="utf-8"?>
-<int2:intelligence xmlns:int2="http://schemas.microsoft.com/office/intelligence/2020/intelligence">
-  <int2:observations>
-    <int2:bookmark int2:bookmarkName="_Int_TBzw1FwF" int2:invalidationBookmarkName="" int2:hashCode="Opyc4L5xhmmGO1" int2:id="eHHJ2gsF">
-      <int2:state int2:type="LegacyProofing" int2:value="Rejected"/>
-    </int2:bookmark>
-  </int2:observations>
+<int2:intelligence xmlns:int2="http://schemas.microsoft.com/office/intelligence/2020/intelligence" xmlns:oel="http://schemas.microsoft.com/office/2019/extlst">
+  <int2:observations/>
   <int2:intelligenceSettings/>
+  <int2:onDemandWorkflows/>
 </int2:intelligence>
 </file>
 
 <file path=word/numbering.xml><?xml version="1.0" encoding="utf-8"?>
-<w:numbering xmlns:wpc="http://schemas.microsoft.com/office/word/2010/wordprocessingCanvas" xmlns:cx="http://schemas.microsoft.com/office/drawing/2014/chartex" xmlns:cx1="http://schemas.microsoft.com/office/drawing/2015/9/8/chartex" xmlns:cx2="http://schemas.microsoft.com/office/drawing/2015/10/21/chartex" xmlns:cx3="http://schemas.microsoft.com/office/drawing/2016/5/9/chartex" xmlns:cx4="http://schemas.microsoft.com/office/drawing/2016/5/10/chartex" xmlns:cx5="http://schemas.microsoft.com/office/drawing/2016/5/11/chartex" xmlns:cx6="http://schemas.microsoft.com/office/drawing/2016/5/12/chartex" xmlns:cx7="http://schemas.microsoft.com/office/drawing/2016/5/13/chartex" xmlns:cx8="http://schemas.microsoft.com/office/drawing/2016/5/14/chartex" xmlns:mc="http://schemas.openxmlformats.org/markup-compatibility/2006" xmlns:aink="http://schemas.microsoft.com/office/drawing/2016/ink" xmlns:am3d="http://schemas.microsoft.com/office/drawing/2017/model3d" xmlns:o="urn:schemas-microsoft-com:office:office" xmlns:r="http://schemas.openxmlformats.org/officeDocument/2006/relationships" xmlns:m="http://schemas.openxmlformats.org/officeDocument/2006/math" xmlns:v="urn:schemas-microsoft-com:vml" xmlns:wp14="http://schemas.microsoft.com/office/word/2010/wordprocessingDrawing" xmlns:wp="http://schemas.openxmlformats.org/drawingml/2006/wordprocessingDrawing" xmlns:w10="urn:schemas-microsoft-com:office:word" xmlns:w="http://schemas.openxmlformats.org/wordprocessingml/2006/main" xmlns:w14="http://schemas.microsoft.com/office/word/2010/wordml" xmlns:w15="http://schemas.microsoft.com/office/word/2012/wordml" xmlns:w16cex="http://schemas.microsoft.com/office/word/2018/wordml/cex" xmlns:w16cid="http://schemas.microsoft.com/office/word/2016/wordml/cid" xmlns:w16="http://schemas.microsoft.com/office/word/2018/wordml" xmlns:w16sdtdh="http://schemas.microsoft.com/office/word/2020/wordml/sdtdatahash" xmlns:w16se="http://schemas.microsoft.com/office/word/2015/wordml/symex" xmlns:wpg="http://schemas.microsoft.com/office/word/2010/wordprocessingGroup" xmlns:wpi="http://schemas.microsoft.com/office/word/2010/wordprocessingInk" xmlns:wne="http://schemas.microsoft.com/office/word/2006/wordml" xmlns:wps="http://schemas.microsoft.com/office/word/2010/wordprocessingShape" mc:Ignorable="w14 w15 w16se w16cid w16 w16cex w16sdtdh wp14">
+<w:numbering xmlns:wpc="http://schemas.microsoft.com/office/word/2010/wordprocessingCanvas" xmlns:cx="http://schemas.microsoft.com/office/drawing/2014/chartex" xmlns:cx1="http://schemas.microsoft.com/office/drawing/2015/9/8/chartex" xmlns:cx2="http://schemas.microsoft.com/office/drawing/2015/10/21/chartex" xmlns:cx3="http://schemas.microsoft.com/office/drawing/2016/5/9/chartex" xmlns:cx4="http://schemas.microsoft.com/office/drawing/2016/5/10/chartex" xmlns:cx5="http://schemas.microsoft.com/office/drawing/2016/5/11/chartex" xmlns:cx6="http://schemas.microsoft.com/office/drawing/2016/5/12/chartex" xmlns:cx7="http://schemas.microsoft.com/office/drawing/2016/5/13/chartex" xmlns:cx8="http://schemas.microsoft.com/office/drawing/2016/5/14/chartex" xmlns:mc="http://schemas.openxmlformats.org/markup-compatibility/2006" xmlns:aink="http://schemas.microsoft.com/office/drawing/2016/ink" xmlns:am3d="http://schemas.microsoft.com/office/drawing/2017/model3d" xmlns:o="urn:schemas-microsoft-com:office:office" xmlns:oel="http://schemas.microsoft.com/office/2019/extlst" xmlns:r="http://schemas.openxmlformats.org/officeDocument/2006/relationships" xmlns:m="http://schemas.openxmlformats.org/officeDocument/2006/math" xmlns:v="urn:schemas-microsoft-com:vml" xmlns:wp14="http://schemas.microsoft.com/office/word/2010/wordprocessingDrawing" xmlns:wp="http://schemas.openxmlformats.org/drawingml/2006/wordprocessingDrawing" xmlns:w10="urn:schemas-microsoft-com:office:word" xmlns:w="http://schemas.openxmlformats.org/wordprocessingml/2006/main" xmlns:w14="http://schemas.microsoft.com/office/word/2010/wordml" xmlns:w15="http://schemas.microsoft.com/office/word/2012/wordml" xmlns:w16cex="http://schemas.microsoft.com/office/word/2018/wordml/cex" xmlns:w16cid="http://schemas.microsoft.com/office/word/2016/wordml/cid" xmlns:w16="http://schemas.microsoft.com/office/word/2018/wordml" xmlns:w16du="http://schemas.microsoft.com/office/word/2023/wordml/word16du" xmlns:w16sdtdh="http://schemas.microsoft.com/office/word/2020/wordml/sdtdatahash" xmlns:w16sdtfl="http://schemas.microsoft.com/office/word/2024/wordml/sdtformatlock" xmlns:w16se="http://schemas.microsoft.com/office/word/2015/wordml/symex" xmlns:wpg="http://schemas.microsoft.com/office/word/2010/wordprocessingGroup" xmlns:wpi="http://schemas.microsoft.com/office/word/2010/wordprocessingInk" xmlns:wne="http://schemas.microsoft.com/office/word/2006/wordml" xmlns:wps="http://schemas.microsoft.com/office/word/2010/wordprocessingShape" mc:Ignorable="w14 w15 w16se w16cid w16 w16cex w16sdtdh w16sdtfl w16du wp14">
   <w:abstractNum w:abstractNumId="0" w15:restartNumberingAfterBreak="0">
     <w:nsid w:val="01A53C26"/>
     <w:multiLevelType w:val="hybridMultilevel"/>
@@ -2298,26 +2490,26 @@
       </w:rPr>
     </w:lvl>
   </w:abstractNum>
-  <w:num w:numId="1">
+  <w:num w:numId="1" w16cid:durableId="1137340054">
     <w:abstractNumId w:val="4"/>
   </w:num>
-  <w:num w:numId="2">
+  <w:num w:numId="2" w16cid:durableId="2132894515">
     <w:abstractNumId w:val="3"/>
   </w:num>
-  <w:num w:numId="3">
+  <w:num w:numId="3" w16cid:durableId="2049647339">
     <w:abstractNumId w:val="2"/>
   </w:num>
-  <w:num w:numId="4">
+  <w:num w:numId="4" w16cid:durableId="1201825751">
     <w:abstractNumId w:val="1"/>
   </w:num>
-  <w:num w:numId="5">
+  <w:num w:numId="5" w16cid:durableId="155154343">
     <w:abstractNumId w:val="0"/>
   </w:num>
 </w:numbering>
 </file>
 
 <file path=word/styles.xml><?xml version="1.0" encoding="utf-8"?>
-<w:styles xmlns:mc="http://schemas.openxmlformats.org/markup-compatibility/2006" xmlns:r="http://schemas.openxmlformats.org/officeDocument/2006/relationships" xmlns:w="http://schemas.openxmlformats.org/wordprocessingml/2006/main" xmlns:w14="http://schemas.microsoft.com/office/word/2010/wordml" xmlns:w15="http://schemas.microsoft.com/office/word/2012/wordml" xmlns:w16cex="http://schemas.microsoft.com/office/word/2018/wordml/cex" xmlns:w16cid="http://schemas.microsoft.com/office/word/2016/wordml/cid" xmlns:w16="http://schemas.microsoft.com/office/word/2018/wordml" xmlns:w16sdtdh="http://schemas.microsoft.com/office/word/2020/wordml/sdtdatahash" xmlns:w16se="http://schemas.microsoft.com/office/word/2015/wordml/symex" mc:Ignorable="w14 w15 w16se w16cid w16 w16cex w16sdtdh">
+<w:styles xmlns:mc="http://schemas.openxmlformats.org/markup-compatibility/2006" xmlns:r="http://schemas.openxmlformats.org/officeDocument/2006/relationships" xmlns:w="http://schemas.openxmlformats.org/wordprocessingml/2006/main" xmlns:w14="http://schemas.microsoft.com/office/word/2010/wordml" xmlns:w15="http://schemas.microsoft.com/office/word/2012/wordml" xmlns:w16cex="http://schemas.microsoft.com/office/word/2018/wordml/cex" xmlns:w16cid="http://schemas.microsoft.com/office/word/2016/wordml/cid" xmlns:w16="http://schemas.microsoft.com/office/word/2018/wordml" xmlns:w16du="http://schemas.microsoft.com/office/word/2023/wordml/word16du" xmlns:w16sdtdh="http://schemas.microsoft.com/office/word/2020/wordml/sdtdatahash" xmlns:w16sdtfl="http://schemas.microsoft.com/office/word/2024/wordml/sdtformatlock" xmlns:w16se="http://schemas.microsoft.com/office/word/2015/wordml/symex" mc:Ignorable="w14 w15 w16se w16cid w16 w16cex w16sdtdh w16sdtfl w16du">
   <w:docDefaults>
     <w:rPrDefault>
       <w:rPr>

--- a/ProjectDefinition.docx
+++ b/ProjectDefinition.docx
@@ -242,9 +242,8 @@
           <w:color w:val="333333"/>
           <w:sz w:val="26"/>
           <w:szCs w:val="26"/>
-          <w:highlight w:val="red"/>
-        </w:rPr>
-        <w:t>FILL IN</w:t>
+        </w:rPr>
+        <w:t>Amudhavel Jayavel.</w:t>
       </w:r>
     </w:p>
     <w:p>
@@ -1731,8 +1730,6 @@
         <w:jc w:val="both"/>
         <w:rPr>
           <w:rFonts w:ascii="Arial" w:eastAsia="Arial" w:hAnsi="Arial" w:cs="Arial"/>
-          <w:b/>
-          <w:bCs/>
           <w:color w:val="333333"/>
           <w:sz w:val="26"/>
           <w:szCs w:val="26"/>
@@ -1770,6 +1767,26 @@
           <w:szCs w:val="26"/>
         </w:rPr>
         <w:t>.Student Signature:</w:t>
+      </w:r>
+      <w:r>
+        <w:rPr>
+          <w:rFonts w:ascii="Arial" w:eastAsia="Arial" w:hAnsi="Arial" w:cs="Arial"/>
+          <w:b/>
+          <w:bCs/>
+          <w:color w:val="333333"/>
+          <w:sz w:val="26"/>
+          <w:szCs w:val="26"/>
+        </w:rPr>
+        <w:t xml:space="preserve"> </w:t>
+      </w:r>
+      <w:r>
+        <w:rPr>
+          <w:rFonts w:ascii="Arial" w:eastAsia="Arial" w:hAnsi="Arial" w:cs="Arial"/>
+          <w:color w:val="333333"/>
+          <w:sz w:val="26"/>
+          <w:szCs w:val="26"/>
+        </w:rPr>
+        <w:t>Corey Medland.</w:t>
       </w:r>
     </w:p>
     <w:p>
@@ -1867,6 +1884,29 @@
           <w:szCs w:val="26"/>
         </w:rPr>
         <w:t>.Date:</w:t>
+      </w:r>
+      <w:r>
+        <w:rPr>
+          <w:rFonts w:ascii="Arial" w:eastAsia="Arial" w:hAnsi="Arial" w:cs="Arial"/>
+          <w:b/>
+          <w:bCs/>
+          <w:color w:val="333333"/>
+          <w:sz w:val="26"/>
+          <w:szCs w:val="26"/>
+        </w:rPr>
+        <w:t xml:space="preserve"> </w:t>
+      </w:r>
+      <w:r>
+        <w:rPr>
+          <w:rFonts w:ascii="Arial" w:eastAsia="Arial" w:hAnsi="Arial" w:cs="Arial"/>
+          <w:b/>
+          <w:bCs/>
+          <w:color w:val="333333"/>
+          <w:sz w:val="26"/>
+          <w:szCs w:val="26"/>
+          <w:highlight w:val="red"/>
+        </w:rPr>
+        <w:t>Fill Before Handing In</w:t>
       </w:r>
     </w:p>
     <w:sectPr>
@@ -2906,7 +2946,6 @@
   <w:style w:type="character" w:default="1" w:styleId="DefaultParagraphFont">
     <w:name w:val="Default Paragraph Font"/>
     <w:uiPriority w:val="1"/>
-    <w:semiHidden/>
     <w:unhideWhenUsed/>
   </w:style>
   <w:style w:type="table" w:default="1" w:styleId="TableNormal">

--- a/ProjectDefinition.docx
+++ b/ProjectDefinition.docx
@@ -242,9 +242,8 @@
           <w:color w:val="333333"/>
           <w:sz w:val="26"/>
           <w:szCs w:val="26"/>
-          <w:highlight w:val="red"/>
-        </w:rPr>
-        <w:t>FILL IN</w:t>
+        </w:rPr>
+        <w:t>Amudhavel Jayavel.</w:t>
       </w:r>
     </w:p>
     <w:p>
@@ -841,7 +840,25 @@
           <w:sz w:val="26"/>
           <w:szCs w:val="26"/>
         </w:rPr>
-        <w:t xml:space="preserve"> Movement, Close – range attacks, Combos via specific inputs.</w:t>
+        <w:t xml:space="preserve"> Movement, attack</w:t>
+      </w:r>
+      <w:r>
+        <w:rPr>
+          <w:rFonts w:ascii="Arial" w:eastAsia="Arial" w:hAnsi="Arial" w:cs="Arial"/>
+          <w:color w:val="333333"/>
+          <w:sz w:val="26"/>
+          <w:szCs w:val="26"/>
+        </w:rPr>
+        <w:t>ing</w:t>
+      </w:r>
+      <w:r>
+        <w:rPr>
+          <w:rFonts w:ascii="Arial" w:eastAsia="Arial" w:hAnsi="Arial" w:cs="Arial"/>
+          <w:color w:val="333333"/>
+          <w:sz w:val="26"/>
+          <w:szCs w:val="26"/>
+        </w:rPr>
+        <w:t>, Combos via specific inputs.</w:t>
       </w:r>
     </w:p>
     <w:p>
@@ -1005,7 +1022,6 @@
           <w:sz w:val="26"/>
           <w:szCs w:val="26"/>
         </w:rPr>
-        <w:lastRenderedPageBreak/>
         <w:t>Shaders:</w:t>
       </w:r>
       <w:r>
@@ -1046,6 +1062,7 @@
           <w:sz w:val="26"/>
           <w:szCs w:val="26"/>
         </w:rPr>
+        <w:lastRenderedPageBreak/>
         <w:t>Audio:</w:t>
       </w:r>
       <w:r>
@@ -1731,8 +1748,6 @@
         <w:jc w:val="both"/>
         <w:rPr>
           <w:rFonts w:ascii="Arial" w:eastAsia="Arial" w:hAnsi="Arial" w:cs="Arial"/>
-          <w:b/>
-          <w:bCs/>
           <w:color w:val="333333"/>
           <w:sz w:val="26"/>
           <w:szCs w:val="26"/>
@@ -1771,6 +1786,26 @@
         </w:rPr>
         <w:t>.Student Signature:</w:t>
       </w:r>
+      <w:r>
+        <w:rPr>
+          <w:rFonts w:ascii="Arial" w:eastAsia="Arial" w:hAnsi="Arial" w:cs="Arial"/>
+          <w:b/>
+          <w:bCs/>
+          <w:color w:val="333333"/>
+          <w:sz w:val="26"/>
+          <w:szCs w:val="26"/>
+        </w:rPr>
+        <w:t xml:space="preserve"> </w:t>
+      </w:r>
+      <w:r>
+        <w:rPr>
+          <w:rFonts w:ascii="Fave Script Bold Pro" w:eastAsia="Arial" w:hAnsi="Fave Script Bold Pro" w:cs="Arial"/>
+          <w:color w:val="333333"/>
+          <w:sz w:val="32"/>
+          <w:szCs w:val="32"/>
+        </w:rPr>
+        <w:t>Corey Medland</w:t>
+      </w:r>
     </w:p>
     <w:p>
       <w:pPr>
@@ -1819,31 +1854,50 @@
         </w:rPr>
         <w:t>.Supervisor Signature:</w:t>
       </w:r>
-    </w:p>
-    <w:p>
-      <w:pPr>
-        <w:shd w:val="clear" w:color="auto" w:fill="FFFFFF" w:themeFill="background1"/>
-        <w:spacing w:line="360" w:lineRule="auto"/>
-        <w:jc w:val="both"/>
-        <w:rPr>
-          <w:rFonts w:ascii="Arial" w:eastAsia="Arial" w:hAnsi="Arial" w:cs="Arial"/>
-          <w:b/>
-          <w:bCs/>
-          <w:color w:val="333333"/>
-          <w:sz w:val="26"/>
-          <w:szCs w:val="26"/>
-        </w:rPr>
-      </w:pPr>
-      <w:r>
-        <w:rPr>
-          <w:rFonts w:ascii="Arial" w:eastAsia="Arial" w:hAnsi="Arial" w:cs="Arial"/>
-          <w:b/>
-          <w:bCs/>
-          <w:color w:val="333333"/>
-          <w:sz w:val="26"/>
-          <w:szCs w:val="26"/>
-        </w:rPr>
-        <w:lastRenderedPageBreak/>
+      <w:r>
+        <w:rPr>
+          <w:rFonts w:ascii="Arial" w:eastAsia="Arial" w:hAnsi="Arial" w:cs="Arial"/>
+          <w:b/>
+          <w:bCs/>
+          <w:color w:val="333333"/>
+          <w:sz w:val="26"/>
+          <w:szCs w:val="26"/>
+        </w:rPr>
+        <w:t xml:space="preserve"> </w:t>
+      </w:r>
+      <w:r>
+        <w:rPr>
+          <w:rFonts w:ascii="Fave Script Bold Pro" w:eastAsia="Arial" w:hAnsi="Fave Script Bold Pro" w:cs="Arial"/>
+          <w:color w:val="333333"/>
+          <w:sz w:val="40"/>
+          <w:szCs w:val="40"/>
+        </w:rPr>
+        <w:t>Amudhavel</w:t>
+      </w:r>
+    </w:p>
+    <w:p>
+      <w:pPr>
+        <w:shd w:val="clear" w:color="auto" w:fill="FFFFFF" w:themeFill="background1"/>
+        <w:spacing w:line="360" w:lineRule="auto"/>
+        <w:jc w:val="both"/>
+        <w:rPr>
+          <w:rFonts w:ascii="Arial" w:eastAsia="Arial" w:hAnsi="Arial" w:cs="Arial"/>
+          <w:i/>
+          <w:iCs/>
+          <w:color w:val="333333"/>
+          <w:sz w:val="26"/>
+          <w:szCs w:val="26"/>
+        </w:rPr>
+      </w:pPr>
+      <w:r>
+        <w:rPr>
+          <w:rFonts w:ascii="Arial" w:eastAsia="Arial" w:hAnsi="Arial" w:cs="Arial"/>
+          <w:b/>
+          <w:bCs/>
+          <w:color w:val="333333"/>
+          <w:sz w:val="26"/>
+          <w:szCs w:val="26"/>
+        </w:rPr>
         <w:t>1</w:t>
       </w:r>
       <w:r>
@@ -1867,6 +1921,28 @@
           <w:szCs w:val="26"/>
         </w:rPr>
         <w:t>.Date:</w:t>
+      </w:r>
+      <w:r>
+        <w:rPr>
+          <w:rFonts w:ascii="Arial" w:eastAsia="Arial" w:hAnsi="Arial" w:cs="Arial"/>
+          <w:b/>
+          <w:bCs/>
+          <w:color w:val="333333"/>
+          <w:sz w:val="26"/>
+          <w:szCs w:val="26"/>
+        </w:rPr>
+        <w:t xml:space="preserve"> </w:t>
+      </w:r>
+      <w:r>
+        <w:rPr>
+          <w:rFonts w:ascii="Arial" w:eastAsia="Arial" w:hAnsi="Arial" w:cs="Arial"/>
+          <w:i/>
+          <w:iCs/>
+          <w:color w:val="333333"/>
+          <w:sz w:val="26"/>
+          <w:szCs w:val="26"/>
+        </w:rPr>
+        <w:t>03/04/2025</w:t>
       </w:r>
     </w:p>
     <w:sectPr>
